--- a/backend/data/Kündigung_nach_TKG_O2.docx
+++ b/backend/data/Kündigung_nach_TKG_O2.docx
@@ -31,7 +31,6 @@
           <w:bCs/>
           <w:sz w:val="28"/>
           <w:szCs w:val="28"/>
-          <w:lang w:val="en-US"/>
         </w:rPr>
       </w:pPr>
       <w:r>
@@ -53,7 +52,17 @@
           <w:szCs w:val="28"/>
           <w:lang w:val="en-US"/>
         </w:rPr>
-        <w:t>Telefonica O2 Germany GmbH &amp; Co. OHG</w:t>
+        <w:t xml:space="preserve">Telefonica O2 Germany GmbH &amp; Co. </w:t>
+      </w:r>
+      <w:r>
+        <w:rPr>
+          <w:rFonts w:ascii="Calibri" w:hAnsi="Calibri" w:cs="Calibri"/>
+          <w:b/>
+          <w:bCs/>
+          <w:sz w:val="28"/>
+          <w:szCs w:val="28"/>
+        </w:rPr>
+        <w:t>OHG</w:t>
       </w:r>
     </w:p>
     <w:p>
@@ -415,6 +424,11 @@
         <w:jc w:val="center"/>
         <w:rPr>
           <w:rFonts w:ascii="Calibri" w:hAnsi="Calibri" w:cs="Calibri"/>
+          <w:b/>
+          <w:bCs/>
+          <w:sz w:val="28"/>
+          <w:szCs w:val="28"/>
+          <w:u w:val="single"/>
         </w:rPr>
       </w:pPr>
     </w:p>
@@ -441,7 +455,25 @@
         <w:rPr>
           <w:rFonts w:ascii="Calibri" w:hAnsi="Calibri" w:cs="Calibri"/>
         </w:rPr>
-        <w:t>Hiermit kündige ich, {{Vorname}} {{ Name }}, meinen O2 {{ Vertragstyp }} Vertrag mit allen dazugehörigen Bestandteilen unter den folgenden Daten:</w:t>
+        <w:t>h</w:t>
+      </w:r>
+      <w:r>
+        <w:rPr>
+          <w:rFonts w:ascii="Calibri" w:hAnsi="Calibri" w:cs="Calibri"/>
+        </w:rPr>
+        <w:t xml:space="preserve">iermit kündige ich, {{Vorname}} {{Name}}, </w:t>
+      </w:r>
+      <w:r>
+        <w:rPr>
+          <w:rFonts w:ascii="Calibri" w:hAnsi="Calibri" w:cs="Calibri"/>
+        </w:rPr>
+        <w:t xml:space="preserve">meinen O2{% if Vertragstyp %} {{ Vertragstyp }}{% endif %} </w:t>
+      </w:r>
+      <w:r>
+        <w:rPr>
+          <w:rFonts w:ascii="Calibri" w:hAnsi="Calibri" w:cs="Calibri"/>
+        </w:rPr>
+        <w:t>Vertrag mit allen dazugehörigen Bestandteilen unter den folgenden Daten:</w:t>
       </w:r>
       <w:r>
         <w:rPr>
@@ -526,7 +558,42 @@
           <w:rFonts w:ascii="Calibri" w:hAnsi="Calibri" w:cs="Calibri"/>
         </w:rPr>
         <w:br/>
-        <w:t>fristgemäß zum nächstmöglichen Zeitpunkt. Bitte geben Sie auch beide Rufnummern zur sofortigen Portierung frei.</w:t>
+      </w:r>
+      <w:r>
+        <w:rPr>
+          <w:rFonts w:ascii="Calibri" w:hAnsi="Calibri" w:cs="Calibri"/>
+        </w:rPr>
+        <w:t>gemäß § 57 Telekommunikationsgesetz (TKG) zum {{ Fristdatum }}</w:t>
+      </w:r>
+      <w:r>
+        <w:rPr>
+          <w:rFonts w:ascii="Calibri" w:hAnsi="Calibri" w:cs="Calibri"/>
+        </w:rPr>
+        <w:t>, behelfsweise zum n</w:t>
+      </w:r>
+      <w:r>
+        <w:rPr>
+          <w:rFonts w:ascii="Calibri" w:hAnsi="Calibri" w:cs="Calibri"/>
+        </w:rPr>
+        <w:t>ä</w:t>
+      </w:r>
+      <w:r>
+        <w:rPr>
+          <w:rFonts w:ascii="Calibri" w:hAnsi="Calibri" w:cs="Calibri"/>
+        </w:rPr>
+        <w:t>chstm</w:t>
+      </w:r>
+      <w:r>
+        <w:rPr>
+          <w:rFonts w:ascii="Calibri" w:hAnsi="Calibri" w:cs="Calibri"/>
+        </w:rPr>
+        <w:t>ö</w:t>
+      </w:r>
+      <w:r>
+        <w:rPr>
+          <w:rFonts w:ascii="Calibri" w:hAnsi="Calibri" w:cs="Calibri"/>
+        </w:rPr>
+        <w:t>glichen Datum nach TKG.</w:t>
       </w:r>
     </w:p>
     <w:p>
@@ -666,6 +733,25 @@
           <w:rFonts w:ascii="Calibri" w:hAnsi="Calibri" w:cs="Calibri"/>
           <w:lang w:val="en-US"/>
         </w:rPr>
+        <w:t xml:space="preserve">         </w:t>
+      </w:r>
+      <w:r>
+        <w:rPr>
+          <w:rFonts w:ascii="Calibri" w:hAnsi="Calibri" w:cs="Calibri"/>
+        </w:rPr>
+        <w:t>{"name":"Fristdatum","type":"date","offset":30,"min_offset":30},</w:t>
+      </w:r>
+    </w:p>
+    <w:p>
+      <w:pPr>
+        <w:rPr>
+          <w:rFonts w:ascii="Calibri" w:hAnsi="Calibri" w:cs="Calibri"/>
+        </w:rPr>
+      </w:pPr>
+      <w:r>
+        <w:rPr>
+          <w:rFonts w:ascii="Calibri" w:hAnsi="Calibri" w:cs="Calibri"/>
+        </w:rPr>
         <w:t xml:space="preserve">        </w:t>
       </w:r>
       <w:r>
@@ -750,13 +836,31 @@
         <w:rPr>
           <w:rFonts w:ascii="Calibri" w:hAnsi="Calibri" w:cs="Calibri"/>
         </w:rPr>
-        <w:t xml:space="preserve">        {"name":"Kündigung nach TKG O2","version":"1.</w:t>
+        <w:t xml:space="preserve">        {"name":"Kündigung </w:t>
       </w:r>
       <w:r>
         <w:rPr>
           <w:rFonts w:ascii="Calibri" w:hAnsi="Calibri" w:cs="Calibri"/>
         </w:rPr>
-        <w:t>3</w:t>
+        <w:t xml:space="preserve">nach TKG </w:t>
+      </w:r>
+      <w:r>
+        <w:rPr>
+          <w:rFonts w:ascii="Calibri" w:hAnsi="Calibri" w:cs="Calibri"/>
+        </w:rPr>
+        <w:t>O2","version":"1.</w:t>
+      </w:r>
+      <w:r>
+        <w:rPr>
+          <w:rFonts w:ascii="Calibri" w:hAnsi="Calibri" w:cs="Calibri"/>
+        </w:rPr>
+        <w:t>3.</w:t>
+      </w:r>
+      <w:r>
+        <w:rPr>
+          <w:rFonts w:ascii="Calibri" w:hAnsi="Calibri" w:cs="Calibri"/>
+        </w:rPr>
+        <w:t>4</w:t>
       </w:r>
       <w:r>
         <w:rPr>
@@ -1039,7 +1143,13 @@
         <w:rPr>
           <w:rFonts w:ascii="Calibri" w:hAnsi="Calibri" w:cs="Calibri"/>
         </w:rPr>
-        <w:t xml:space="preserve">                ["PROVIDER","Datum"]</w:t>
+        <w:t xml:space="preserve">                ["PROVIDER","Datum</w:t>
+      </w:r>
+      <w:r>
+        <w:rPr>
+          <w:rFonts w:ascii="Calibri" w:hAnsi="Calibri" w:cs="Calibri"/>
+        </w:rPr>
+        <w:t>","Fristdatum"]</w:t>
       </w:r>
     </w:p>
     <w:p>
@@ -1065,6 +1175,7 @@
         <w:rPr>
           <w:rFonts w:ascii="Calibri" w:hAnsi="Calibri" w:cs="Calibri"/>
         </w:rPr>
+        <w:lastRenderedPageBreak/>
         <w:t xml:space="preserve">        },</w:t>
       </w:r>
     </w:p>
@@ -1078,7 +1189,6 @@
         <w:rPr>
           <w:rFonts w:ascii="Calibri" w:hAnsi="Calibri" w:cs="Calibri"/>
         </w:rPr>
-        <w:lastRenderedPageBreak/>
         <w:t xml:space="preserve">        {"Zusatzfelder":[</w:t>
       </w:r>
     </w:p>
@@ -1799,7 +1909,6 @@
   <w:style w:type="character" w:default="1" w:styleId="DefaultParagraphFont">
     <w:name w:val="Default Paragraph Font"/>
     <w:uiPriority w:val="1"/>
-    <w:semiHidden/>
     <w:unhideWhenUsed/>
   </w:style>
   <w:style w:type="table" w:default="1" w:styleId="TableNormal">

--- a/backend/data/Kündigung_nach_TKG_O2.docx
+++ b/backend/data/Kündigung_nach_TKG_O2.docx
@@ -505,7 +505,25 @@
         <w:rPr>
           <w:rFonts w:ascii="Calibri" w:hAnsi="Calibri" w:cs="Calibri"/>
         </w:rPr>
-        <w:t xml:space="preserve">Handynummer: {{ Handynummer }} </w:t>
+        <w:t>Mobilnummer</w:t>
+      </w:r>
+      <w:r>
+        <w:rPr>
+          <w:rFonts w:ascii="Calibri" w:hAnsi="Calibri" w:cs="Calibri"/>
+        </w:rPr>
+        <w:t xml:space="preserve">: {{ </w:t>
+      </w:r>
+      <w:r>
+        <w:rPr>
+          <w:rFonts w:ascii="Calibri" w:hAnsi="Calibri" w:cs="Calibri"/>
+        </w:rPr>
+        <w:t>Mobilnummer</w:t>
+      </w:r>
+      <w:r>
+        <w:rPr>
+          <w:rFonts w:ascii="Calibri" w:hAnsi="Calibri" w:cs="Calibri"/>
+        </w:rPr>
+        <w:t xml:space="preserve"> }} </w:t>
       </w:r>
     </w:p>
     <w:p>
@@ -518,7 +536,19 @@
         <w:rPr>
           <w:rFonts w:ascii="Calibri" w:hAnsi="Calibri" w:cs="Calibri"/>
         </w:rPr>
-        <w:t>{%p if Handynummer_2 %}</w:t>
+        <w:t xml:space="preserve">{%p if </w:t>
+      </w:r>
+      <w:r>
+        <w:rPr>
+          <w:rFonts w:ascii="Calibri" w:hAnsi="Calibri" w:cs="Calibri"/>
+        </w:rPr>
+        <w:t>Mobilnummer</w:t>
+      </w:r>
+      <w:r>
+        <w:rPr>
+          <w:rFonts w:ascii="Calibri" w:hAnsi="Calibri" w:cs="Calibri"/>
+        </w:rPr>
+        <w:t>_2 %}</w:t>
       </w:r>
     </w:p>
     <w:p>
@@ -531,7 +561,25 @@
         <w:rPr>
           <w:rFonts w:ascii="Calibri" w:hAnsi="Calibri" w:cs="Calibri"/>
         </w:rPr>
-        <w:t>Handynummer: {{ Handynummer_2 }}</w:t>
+        <w:t>Mobilnummer</w:t>
+      </w:r>
+      <w:r>
+        <w:rPr>
+          <w:rFonts w:ascii="Calibri" w:hAnsi="Calibri" w:cs="Calibri"/>
+        </w:rPr>
+        <w:t xml:space="preserve">: {{ </w:t>
+      </w:r>
+      <w:r>
+        <w:rPr>
+          <w:rFonts w:ascii="Calibri" w:hAnsi="Calibri" w:cs="Calibri"/>
+        </w:rPr>
+        <w:t>Mobilnummer</w:t>
+      </w:r>
+      <w:r>
+        <w:rPr>
+          <w:rFonts w:ascii="Calibri" w:hAnsi="Calibri" w:cs="Calibri"/>
+        </w:rPr>
+        <w:t>_2 }}</w:t>
       </w:r>
     </w:p>
     <w:p>
@@ -784,7 +832,19 @@
         <w:rPr>
           <w:rFonts w:ascii="Calibri" w:hAnsi="Calibri" w:cs="Calibri"/>
         </w:rPr>
-        <w:t xml:space="preserve">        {"name":"Handynummer","type":"number"},</w:t>
+        <w:t xml:space="preserve">        {"name":"</w:t>
+      </w:r>
+      <w:r>
+        <w:rPr>
+          <w:rFonts w:ascii="Calibri" w:hAnsi="Calibri" w:cs="Calibri"/>
+        </w:rPr>
+        <w:t>Mobilnummer</w:t>
+      </w:r>
+      <w:r>
+        <w:rPr>
+          <w:rFonts w:ascii="Calibri" w:hAnsi="Calibri" w:cs="Calibri"/>
+        </w:rPr>
+        <w:t>","type":"number"},</w:t>
       </w:r>
     </w:p>
     <w:p>
@@ -797,7 +857,19 @@
         <w:rPr>
           <w:rFonts w:ascii="Calibri" w:hAnsi="Calibri" w:cs="Calibri"/>
         </w:rPr>
-        <w:t xml:space="preserve">        {"name":"Handynummer_2","type":"number","optional":1}</w:t>
+        <w:t xml:space="preserve">        {"name":"</w:t>
+      </w:r>
+      <w:r>
+        <w:rPr>
+          <w:rFonts w:ascii="Calibri" w:hAnsi="Calibri" w:cs="Calibri"/>
+        </w:rPr>
+        <w:t>Mobilnummer</w:t>
+      </w:r>
+      <w:r>
+        <w:rPr>
+          <w:rFonts w:ascii="Calibri" w:hAnsi="Calibri" w:cs="Calibri"/>
+        </w:rPr>
+        <w:t>_2","type":"number","optional":1}</w:t>
       </w:r>
     </w:p>
     <w:p>
@@ -849,12 +921,6 @@
           <w:rFonts w:ascii="Calibri" w:hAnsi="Calibri" w:cs="Calibri"/>
         </w:rPr>
         <w:t>O2","version":"1.</w:t>
-      </w:r>
-      <w:r>
-        <w:rPr>
-          <w:rFonts w:ascii="Calibri" w:hAnsi="Calibri" w:cs="Calibri"/>
-        </w:rPr>
-        <w:t>3.</w:t>
       </w:r>
       <w:r>
         <w:rPr>
@@ -1117,7 +1183,19 @@
         <w:rPr>
           <w:rFonts w:ascii="Calibri" w:hAnsi="Calibri" w:cs="Calibri"/>
         </w:rPr>
-        <w:t xml:space="preserve">                ["Handynummer"],</w:t>
+        <w:t xml:space="preserve">                ["</w:t>
+      </w:r>
+      <w:r>
+        <w:rPr>
+          <w:rFonts w:ascii="Calibri" w:hAnsi="Calibri" w:cs="Calibri"/>
+        </w:rPr>
+        <w:t>Mobilnummer</w:t>
+      </w:r>
+      <w:r>
+        <w:rPr>
+          <w:rFonts w:ascii="Calibri" w:hAnsi="Calibri" w:cs="Calibri"/>
+        </w:rPr>
+        <w:t>"],</w:t>
       </w:r>
     </w:p>
     <w:p>
@@ -1202,7 +1280,19 @@
         <w:rPr>
           <w:rFonts w:ascii="Calibri" w:hAnsi="Calibri" w:cs="Calibri"/>
         </w:rPr>
-        <w:t xml:space="preserve">                ["Handynummer_2"]</w:t>
+        <w:t xml:space="preserve">                ["</w:t>
+      </w:r>
+      <w:r>
+        <w:rPr>
+          <w:rFonts w:ascii="Calibri" w:hAnsi="Calibri" w:cs="Calibri"/>
+        </w:rPr>
+        <w:t>Mobilnummer</w:t>
+      </w:r>
+      <w:r>
+        <w:rPr>
+          <w:rFonts w:ascii="Calibri" w:hAnsi="Calibri" w:cs="Calibri"/>
+        </w:rPr>
+        <w:t>_2"]</w:t>
       </w:r>
     </w:p>
     <w:p>
@@ -1909,6 +1999,7 @@
   <w:style w:type="character" w:default="1" w:styleId="DefaultParagraphFont">
     <w:name w:val="Default Paragraph Font"/>
     <w:uiPriority w:val="1"/>
+    <w:semiHidden/>
     <w:unhideWhenUsed/>
   </w:style>
   <w:style w:type="table" w:default="1" w:styleId="TableNormal">

--- a/backend/data/Kündigung_nach_TKG_O2.docx
+++ b/backend/data/Kündigung_nach_TKG_O2.docx
@@ -945,7 +945,7 @@
         <w:rPr>
           <w:rFonts w:ascii="Calibri" w:hAnsi="Calibri" w:cs="Calibri"/>
         </w:rPr>
-        <w:t xml:space="preserve">            "category":["Kündigung"],</w:t>
+        <w:t xml:space="preserve">            "category":["Kündigung nach TKG"],</w:t>
       </w:r>
     </w:p>
     <w:p>
